--- a/brands/vifc/templates/meeting-minutes/template.docx
+++ b/brands/vifc/templates/meeting-minutes/template.docx
@@ -545,7 +545,7 @@
                 <w:sz w:val="19"/>
                 <w:szCs w:val="19"/>
               </w:rPr>
-              <w:t xml:space="preserve">[Full name — Title]</w:t>
+              <w:t xml:space="preserve">{{minute_taker}}</w:t>
             </w:r>
           </w:p>
         </w:tc>
@@ -2966,7 +2966,7 @@
                 <w:sz w:val="19"/>
                 <w:szCs w:val="19"/>
               </w:rPr>
-              <w:t xml:space="preserve">[Full name]</w:t>
+              <w:t xml:space="preserve">{{minute_taker_name}}</w:t>
             </w:r>
           </w:p>
         </w:tc>
